--- a/Innovatech_Phase1_Design_Document.docx
+++ b/Innovatech_Phase1_Design_Document.docx
@@ -1744,50 +1744,6 @@
     </w:p>
     <w:p>
       <w:pPr>
-        <w:pStyle w:val="ListParagraph"/>
-        <w:numPr>
-          <w:ilvl w:val="0"/>
-          <w:numId w:val="2"/>
-        </w:numPr>
-        <w:spacing w:after="80" w:line="264" w:lineRule="auto"/>
-      </w:pPr>
-      <w:r>
-        <w:rPr>
-          <w:rFonts w:ascii="Calibri" w:eastAsia="Calibri" w:hAnsi="Calibri" w:cs="Calibri"/>
-          <w:b/>
-          <w:bCs/>
-          <w:sz w:val="21"/>
-          <w:szCs w:val="21"/>
-        </w:rPr>
-        <w:t xml:space="preserve">OSPF/EIGRP </w:t>
-      </w:r>
-      <w:r>
-        <w:rPr>
-          <w:rFonts w:ascii="Calibri" w:eastAsia="Calibri" w:hAnsi="Calibri" w:cs="Calibri"/>
-          <w:sz w:val="21"/>
-          <w:szCs w:val="21"/>
-        </w:rPr>
-        <w:t>were considered and set aside</w:t>
-      </w:r>
-      <w:r>
-        <w:rPr>
-          <w:rFonts w:ascii="Calibri" w:eastAsia="Calibri" w:hAnsi="Calibri" w:cs="Calibri"/>
-          <w:sz w:val="21"/>
-          <w:szCs w:val="21"/>
-        </w:rPr>
-        <w:t>,</w:t>
-      </w:r>
-      <w:r>
-        <w:rPr>
-          <w:rFonts w:ascii="Calibri" w:eastAsia="Calibri" w:hAnsi="Calibri" w:cs="Calibri"/>
-          <w:sz w:val="21"/>
-          <w:szCs w:val="21"/>
-        </w:rPr>
-        <w:t xml:space="preserve"> AWS's managed networking constructs (TGW, VPN, VPC route tables) speak only static routes or BGP natively; running a classic IGP would require self-managed router VMs for limited benefit over what BGP already demonstrates.</w:t>
-      </w:r>
-    </w:p>
-    <w:p>
-      <w:pPr>
         <w:pStyle w:val="Heading2"/>
         <w:spacing w:before="300" w:after="120"/>
       </w:pPr>
@@ -2434,7 +2390,6 @@
           <w:sz w:val="21"/>
           <w:szCs w:val="21"/>
         </w:rPr>
-        <w:lastRenderedPageBreak/>
         <w:t xml:space="preserve">Extensibility: </w:t>
       </w:r>
       <w:r>
@@ -2456,6 +2411,7 @@
           <w:sz w:val="21"/>
           <w:szCs w:val="21"/>
         </w:rPr>
+        <w:lastRenderedPageBreak/>
         <w:t xml:space="preserve">Commercial tools (Datadog, New Relic, Splunk) are </w:t>
       </w:r>
       <w:r>
@@ -2501,17 +2457,7 @@
           <w:sz w:val="30"/>
           <w:szCs w:val="30"/>
         </w:rPr>
-        <w:t>4</w:t>
-      </w:r>
-      <w:r>
-        <w:rPr>
-          <w:b/>
-          <w:bCs/>
-          <w:color w:val="1F3A52"/>
-          <w:sz w:val="30"/>
-          <w:szCs w:val="30"/>
-        </w:rPr>
-        <w:t>.  Technology Choices Summary</w:t>
+        <w:t>4.  Technology Choices Summary</w:t>
       </w:r>
     </w:p>
     <w:tbl>
@@ -3328,17 +3274,7 @@
           <w:sz w:val="30"/>
           <w:szCs w:val="30"/>
         </w:rPr>
-        <w:t>5</w:t>
-      </w:r>
-      <w:r>
-        <w:rPr>
-          <w:b/>
-          <w:bCs/>
-          <w:color w:val="1F3A52"/>
-          <w:sz w:val="30"/>
-          <w:szCs w:val="30"/>
-        </w:rPr>
-        <w:t>.  DevOps &amp; IaC Setup</w:t>
+        <w:t>5.  DevOps &amp; IaC Setup</w:t>
       </w:r>
     </w:p>
     <w:p>

--- a/Innovatech_Phase1_Design_Document.docx
+++ b/Innovatech_Phase1_Design_Document.docx
@@ -84,7 +84,21 @@
         <w:rPr>
           <w:rFonts w:ascii="Calibri" w:eastAsia="Calibri" w:hAnsi="Calibri" w:cs="Calibri"/>
         </w:rPr>
-        <w:t>Case Study 1 · Track: Flavor A</w:t>
+        <w:t xml:space="preserve">Case Study 1 · Track: </w:t>
+      </w:r>
+      <w:proofErr w:type="spellStart"/>
+      <w:r>
+        <w:rPr>
+          <w:rFonts w:ascii="Calibri" w:eastAsia="Calibri" w:hAnsi="Calibri" w:cs="Calibri"/>
+        </w:rPr>
+        <w:t>Flavor</w:t>
+      </w:r>
+      <w:proofErr w:type="spellEnd"/>
+      <w:r>
+        <w:rPr>
+          <w:rFonts w:ascii="Calibri" w:eastAsia="Calibri" w:hAnsi="Calibri" w:cs="Calibri"/>
+        </w:rPr>
+        <w:t xml:space="preserve"> A</w:t>
       </w:r>
       <w:r>
         <w:rPr>
@@ -109,7 +123,23 @@
           <w:rFonts w:ascii="Calibri" w:eastAsia="Calibri" w:hAnsi="Calibri" w:cs="Calibri"/>
           <w:color w:val="5B6470"/>
         </w:rPr>
-        <w:t xml:space="preserve">Stretch track: Flavor B </w:t>
+        <w:t xml:space="preserve">Stretch track: </w:t>
+      </w:r>
+      <w:proofErr w:type="spellStart"/>
+      <w:r>
+        <w:rPr>
+          <w:rFonts w:ascii="Calibri" w:eastAsia="Calibri" w:hAnsi="Calibri" w:cs="Calibri"/>
+          <w:color w:val="5B6470"/>
+        </w:rPr>
+        <w:t>Flavor</w:t>
+      </w:r>
+      <w:proofErr w:type="spellEnd"/>
+      <w:r>
+        <w:rPr>
+          <w:rFonts w:ascii="Calibri" w:eastAsia="Calibri" w:hAnsi="Calibri" w:cs="Calibri"/>
+          <w:color w:val="5B6470"/>
+        </w:rPr>
+        <w:t xml:space="preserve"> B </w:t>
       </w:r>
       <w:r>
         <w:rPr>
@@ -155,13 +185,23 @@
       <w:pPr>
         <w:spacing w:after="160" w:line="276" w:lineRule="auto"/>
       </w:pPr>
-      <w:r>
-        <w:rPr>
-          <w:rFonts w:ascii="Calibri" w:eastAsia="Calibri" w:hAnsi="Calibri" w:cs="Calibri"/>
-          <w:sz w:val="21"/>
-          <w:szCs w:val="21"/>
-        </w:rPr>
-        <w:t xml:space="preserve">Innovatech Solutions has outgrown manual infrastructure management. This document records the Phase 1 architecture and technology decisions for a new environment that is </w:t>
+      <w:proofErr w:type="spellStart"/>
+      <w:r>
+        <w:rPr>
+          <w:rFonts w:ascii="Calibri" w:eastAsia="Calibri" w:hAnsi="Calibri" w:cs="Calibri"/>
+          <w:sz w:val="21"/>
+          <w:szCs w:val="21"/>
+        </w:rPr>
+        <w:t>Innovatech</w:t>
+      </w:r>
+      <w:proofErr w:type="spellEnd"/>
+      <w:r>
+        <w:rPr>
+          <w:rFonts w:ascii="Calibri" w:eastAsia="Calibri" w:hAnsi="Calibri" w:cs="Calibri"/>
+          <w:sz w:val="21"/>
+          <w:szCs w:val="21"/>
+        </w:rPr>
+        <w:t xml:space="preserve"> Solutions has outgrown manual infrastructure management. This document records the Phase 1 architecture and technology decisions for a new environment that is </w:t>
       </w:r>
       <w:r>
         <w:rPr>
@@ -472,8 +512,34 @@
                 <w:sz w:val="19"/>
                 <w:szCs w:val="19"/>
               </w:rPr>
-              <w:t>AWS hub-and-spoke via Transit Gateway; four isolated spoke VPCs</w:t>
-            </w:r>
+              <w:t xml:space="preserve">AWS hub-and-spoke via Transit Gateway; </w:t>
+            </w:r>
+            <w:r>
+              <w:rPr>
+                <w:rFonts w:ascii="Calibri" w:eastAsia="Calibri" w:hAnsi="Calibri" w:cs="Calibri"/>
+                <w:sz w:val="19"/>
+                <w:szCs w:val="19"/>
+              </w:rPr>
+              <w:t>two</w:t>
+            </w:r>
+            <w:r>
+              <w:rPr>
+                <w:rFonts w:ascii="Calibri" w:eastAsia="Calibri" w:hAnsi="Calibri" w:cs="Calibri"/>
+                <w:sz w:val="19"/>
+                <w:szCs w:val="19"/>
+              </w:rPr>
+              <w:t xml:space="preserve"> isolated spoke </w:t>
+            </w:r>
+            <w:proofErr w:type="spellStart"/>
+            <w:r>
+              <w:rPr>
+                <w:rFonts w:ascii="Calibri" w:eastAsia="Calibri" w:hAnsi="Calibri" w:cs="Calibri"/>
+                <w:sz w:val="19"/>
+                <w:szCs w:val="19"/>
+              </w:rPr>
+              <w:t>VPCs</w:t>
+            </w:r>
+            <w:proofErr w:type="spellEnd"/>
           </w:p>
         </w:tc>
         <w:tc>
@@ -750,7 +816,25 @@
                 <w:sz w:val="19"/>
                 <w:szCs w:val="19"/>
               </w:rPr>
-              <w:t>Prometheus + Grafana + Alertmanager, self-hosted</w:t>
+              <w:t xml:space="preserve">Prometheus + Grafana + </w:t>
+            </w:r>
+            <w:proofErr w:type="spellStart"/>
+            <w:r>
+              <w:rPr>
+                <w:rFonts w:ascii="Calibri" w:eastAsia="Calibri" w:hAnsi="Calibri" w:cs="Calibri"/>
+                <w:sz w:val="19"/>
+                <w:szCs w:val="19"/>
+              </w:rPr>
+              <w:t>Alertmanager</w:t>
+            </w:r>
+            <w:proofErr w:type="spellEnd"/>
+            <w:r>
+              <w:rPr>
+                <w:rFonts w:ascii="Calibri" w:eastAsia="Calibri" w:hAnsi="Calibri" w:cs="Calibri"/>
+                <w:sz w:val="19"/>
+                <w:szCs w:val="19"/>
+              </w:rPr>
+              <w:t>, self-hosted</w:t>
             </w:r>
           </w:p>
         </w:tc>
@@ -1113,10 +1197,10 @@
         </w:rPr>
         <w:lastRenderedPageBreak/>
         <w:drawing>
-          <wp:inline distT="0" distB="0" distL="0" distR="0" wp14:anchorId="478CBE3C" wp14:editId="1DEA68D1">
-            <wp:extent cx="6400800" cy="5320030"/>
+          <wp:inline distT="0" distB="0" distL="0" distR="0" wp14:anchorId="73D6A49E" wp14:editId="369E4650">
+            <wp:extent cx="6400800" cy="2286000"/>
             <wp:effectExtent l="0" t="0" r="0" b="0"/>
-            <wp:docPr id="2024928813" name="Picture 1"/>
+            <wp:docPr id="1478214671" name="Picture 1"/>
             <wp:cNvGraphicFramePr>
               <a:graphicFrameLocks xmlns:a="http://schemas.openxmlformats.org/drawingml/2006/main" noChangeAspect="1"/>
             </wp:cNvGraphicFramePr>
@@ -1124,29 +1208,36 @@
               <a:graphicData uri="http://schemas.openxmlformats.org/drawingml/2006/picture">
                 <pic:pic xmlns:pic="http://schemas.openxmlformats.org/drawingml/2006/picture">
                   <pic:nvPicPr>
-                    <pic:cNvPr id="2024928813" name="Picture 2024928813"/>
-                    <pic:cNvPicPr/>
+                    <pic:cNvPr id="0" name="Picture 1"/>
+                    <pic:cNvPicPr>
+                      <a:picLocks noChangeAspect="1" noChangeArrowheads="1"/>
+                    </pic:cNvPicPr>
                   </pic:nvPicPr>
                   <pic:blipFill>
-                    <a:blip r:embed="rId7" cstate="print">
+                    <a:blip r:embed="rId7">
                       <a:extLst>
                         <a:ext uri="{28A0092B-C50C-407E-A947-70E740481C1C}">
                           <a14:useLocalDpi xmlns:a14="http://schemas.microsoft.com/office/drawing/2010/main" val="0"/>
                         </a:ext>
                       </a:extLst>
                     </a:blip>
+                    <a:srcRect/>
                     <a:stretch>
                       <a:fillRect/>
                     </a:stretch>
                   </pic:blipFill>
-                  <pic:spPr>
+                  <pic:spPr bwMode="auto">
                     <a:xfrm>
                       <a:off x="0" y="0"/>
-                      <a:ext cx="6400800" cy="5320030"/>
+                      <a:ext cx="6400800" cy="2286000"/>
                     </a:xfrm>
                     <a:prstGeom prst="rect">
                       <a:avLst/>
                     </a:prstGeom>
+                    <a:noFill/>
+                    <a:ln>
+                      <a:noFill/>
+                    </a:ln>
                   </pic:spPr>
                 </pic:pic>
               </a:graphicData>
@@ -1181,8 +1272,20 @@
           <w:sz w:val="21"/>
           <w:szCs w:val="21"/>
         </w:rPr>
-        <w:t>Spoke VPCs</w:t>
-      </w:r>
+        <w:t xml:space="preserve">Spoke </w:t>
+      </w:r>
+      <w:proofErr w:type="spellStart"/>
+      <w:r>
+        <w:rPr>
+          <w:b/>
+          <w:bCs/>
+          <w:color w:val="2F6F95"/>
+          <w:sz w:val="21"/>
+          <w:szCs w:val="21"/>
+        </w:rPr>
+        <w:t>VPCs</w:t>
+      </w:r>
+      <w:proofErr w:type="spellEnd"/>
     </w:p>
     <w:tbl>
       <w:tblPr>
@@ -1369,12 +1472,10 @@
           </w:tcPr>
           <w:p>
             <w:r>
-              <w:rPr>
-                <w:rFonts w:ascii="Calibri" w:eastAsia="Calibri" w:hAnsi="Calibri" w:cs="Calibri"/>
-                <w:sz w:val="19"/>
-                <w:szCs w:val="19"/>
-              </w:rPr>
-              <w:t>Web</w:t>
+              <w:t>Internal VPC</w:t>
+            </w:r>
+            <w:r>
+              <w:t xml:space="preserve"> ( Web subnets A and B)</w:t>
             </w:r>
           </w:p>
         </w:tc>
@@ -1397,7 +1498,15 @@
                 <w:sz w:val="19"/>
                 <w:szCs w:val="19"/>
               </w:rPr>
-              <w:t>10.0.2.0/24</w:t>
+              <w:t>10.0.2.0/2</w:t>
+            </w:r>
+            <w:r>
+              <w:rPr>
+                <w:rFonts w:ascii="Calibri" w:eastAsia="Calibri" w:hAnsi="Calibri" w:cs="Calibri"/>
+                <w:sz w:val="19"/>
+                <w:szCs w:val="19"/>
+              </w:rPr>
+              <w:t>5 and 10.0.2.128/25</w:t>
             </w:r>
           </w:p>
         </w:tc>
@@ -1444,7 +1553,7 @@
                 <w:sz w:val="19"/>
                 <w:szCs w:val="19"/>
               </w:rPr>
-              <w:t>Data</w:t>
+              <w:t>Internal VPC (Data subnet)</w:t>
             </w:r>
           </w:p>
         </w:tc>
@@ -1466,7 +1575,15 @@
                 <w:sz w:val="19"/>
                 <w:szCs w:val="19"/>
               </w:rPr>
-              <w:t>10.0.3.0/24</w:t>
+              <w:t>10.0.3.0/2</w:t>
+            </w:r>
+            <w:r>
+              <w:rPr>
+                <w:rFonts w:ascii="Calibri" w:eastAsia="Calibri" w:hAnsi="Calibri" w:cs="Calibri"/>
+                <w:sz w:val="19"/>
+                <w:szCs w:val="19"/>
+              </w:rPr>
+              <w:t>5</w:t>
             </w:r>
           </w:p>
         </w:tc>
@@ -1504,7 +1621,43 @@
                 <w:sz w:val="19"/>
                 <w:szCs w:val="19"/>
               </w:rPr>
-              <w:t xml:space="preserve"> no NAT, no IGW. Security group permits inbound 3306/tcp from the Web VPC's security group only.</w:t>
+              <w:t xml:space="preserve"> no NAT, no IGW. Security group permits inbound 3306/</w:t>
+            </w:r>
+            <w:proofErr w:type="spellStart"/>
+            <w:r>
+              <w:rPr>
+                <w:rFonts w:ascii="Calibri" w:eastAsia="Calibri" w:hAnsi="Calibri" w:cs="Calibri"/>
+                <w:sz w:val="19"/>
+                <w:szCs w:val="19"/>
+              </w:rPr>
+              <w:t>tcp</w:t>
+            </w:r>
+            <w:proofErr w:type="spellEnd"/>
+            <w:r>
+              <w:rPr>
+                <w:rFonts w:ascii="Calibri" w:eastAsia="Calibri" w:hAnsi="Calibri" w:cs="Calibri"/>
+                <w:sz w:val="19"/>
+                <w:szCs w:val="19"/>
+              </w:rPr>
+              <w:t xml:space="preserve"> from the Web </w:t>
+            </w:r>
+            <w:proofErr w:type="spellStart"/>
+            <w:r>
+              <w:rPr>
+                <w:rFonts w:ascii="Calibri" w:eastAsia="Calibri" w:hAnsi="Calibri" w:cs="Calibri"/>
+                <w:sz w:val="19"/>
+                <w:szCs w:val="19"/>
+              </w:rPr>
+              <w:t>VPC's</w:t>
+            </w:r>
+            <w:proofErr w:type="spellEnd"/>
+            <w:r>
+              <w:rPr>
+                <w:rFonts w:ascii="Calibri" w:eastAsia="Calibri" w:hAnsi="Calibri" w:cs="Calibri"/>
+                <w:sz w:val="19"/>
+                <w:szCs w:val="19"/>
+              </w:rPr>
+              <w:t xml:space="preserve"> security group only.</w:t>
             </w:r>
           </w:p>
         </w:tc>
@@ -1529,7 +1682,23 @@
                 <w:sz w:val="19"/>
                 <w:szCs w:val="19"/>
               </w:rPr>
+              <w:t>Internal VPC (</w:t>
+            </w:r>
+            <w:r>
+              <w:rPr>
+                <w:rFonts w:ascii="Calibri" w:eastAsia="Calibri" w:hAnsi="Calibri" w:cs="Calibri"/>
+                <w:sz w:val="19"/>
+                <w:szCs w:val="19"/>
+              </w:rPr>
               <w:t>Management</w:t>
+            </w:r>
+            <w:r>
+              <w:rPr>
+                <w:rFonts w:ascii="Calibri" w:eastAsia="Calibri" w:hAnsi="Calibri" w:cs="Calibri"/>
+                <w:sz w:val="19"/>
+                <w:szCs w:val="19"/>
+              </w:rPr>
+              <w:t xml:space="preserve"> subnet)</w:t>
             </w:r>
           </w:p>
         </w:tc>
@@ -1552,7 +1721,31 @@
                 <w:sz w:val="19"/>
                 <w:szCs w:val="19"/>
               </w:rPr>
-              <w:t>10.0.4.0/24</w:t>
+              <w:t>10.0.</w:t>
+            </w:r>
+            <w:r>
+              <w:rPr>
+                <w:rFonts w:ascii="Calibri" w:eastAsia="Calibri" w:hAnsi="Calibri" w:cs="Calibri"/>
+                <w:sz w:val="19"/>
+                <w:szCs w:val="19"/>
+              </w:rPr>
+              <w:t>3.128</w:t>
+            </w:r>
+            <w:r>
+              <w:rPr>
+                <w:rFonts w:ascii="Calibri" w:eastAsia="Calibri" w:hAnsi="Calibri" w:cs="Calibri"/>
+                <w:sz w:val="19"/>
+                <w:szCs w:val="19"/>
+              </w:rPr>
+              <w:t>/2</w:t>
+            </w:r>
+            <w:r>
+              <w:rPr>
+                <w:rFonts w:ascii="Calibri" w:eastAsia="Calibri" w:hAnsi="Calibri" w:cs="Calibri"/>
+                <w:sz w:val="19"/>
+                <w:szCs w:val="19"/>
+              </w:rPr>
+              <w:t>5</w:t>
             </w:r>
           </w:p>
         </w:tc>
@@ -1575,7 +1768,25 @@
                 <w:sz w:val="19"/>
                 <w:szCs w:val="19"/>
               </w:rPr>
-              <w:t>Prometheus, Grafana, Alertmanager, and the self-hosted GitHub Actions runner. Egress-only via the DMZ NAT.</w:t>
+              <w:t xml:space="preserve">Prometheus, Grafana, </w:t>
+            </w:r>
+            <w:proofErr w:type="spellStart"/>
+            <w:r>
+              <w:rPr>
+                <w:rFonts w:ascii="Calibri" w:eastAsia="Calibri" w:hAnsi="Calibri" w:cs="Calibri"/>
+                <w:sz w:val="19"/>
+                <w:szCs w:val="19"/>
+              </w:rPr>
+              <w:t>Alertmanager</w:t>
+            </w:r>
+            <w:proofErr w:type="spellEnd"/>
+            <w:r>
+              <w:rPr>
+                <w:rFonts w:ascii="Calibri" w:eastAsia="Calibri" w:hAnsi="Calibri" w:cs="Calibri"/>
+                <w:sz w:val="19"/>
+                <w:szCs w:val="19"/>
+              </w:rPr>
+              <w:t>, and the self-hosted GitHub Actions runner. Egress-only via the DMZ NAT.</w:t>
             </w:r>
           </w:p>
         </w:tc>
@@ -1622,7 +1833,23 @@
           <w:sz w:val="21"/>
           <w:szCs w:val="21"/>
         </w:rPr>
-        <w:t>no public IP, no internet-bound route in the route table, and a security group that only accepts traffic from the Web VPC's security group on port 3306</w:t>
+        <w:t xml:space="preserve">no public IP, no internet-bound route in the route table, and a security group that only accepts traffic from the Web </w:t>
+      </w:r>
+      <w:r>
+        <w:rPr>
+          <w:rFonts w:ascii="Calibri" w:eastAsia="Calibri" w:hAnsi="Calibri" w:cs="Calibri"/>
+          <w:sz w:val="21"/>
+          <w:szCs w:val="21"/>
+        </w:rPr>
+        <w:t>Subnets</w:t>
+      </w:r>
+      <w:r>
+        <w:rPr>
+          <w:rFonts w:ascii="Calibri" w:eastAsia="Calibri" w:hAnsi="Calibri" w:cs="Calibri"/>
+          <w:sz w:val="21"/>
+          <w:szCs w:val="21"/>
+        </w:rPr>
+        <w:t xml:space="preserve"> security group on port 3306</w:t>
       </w:r>
       <w:r>
         <w:rPr>
@@ -1658,7 +1885,6 @@
           <w:sz w:val="21"/>
           <w:szCs w:val="21"/>
         </w:rPr>
-        <w:lastRenderedPageBreak/>
         <w:t xml:space="preserve">Administrative access: </w:t>
       </w:r>
       <w:r>
@@ -1744,6 +1970,41 @@
     </w:p>
     <w:p>
       <w:pPr>
+        <w:pStyle w:val="ListParagraph"/>
+        <w:spacing w:after="80" w:line="264" w:lineRule="auto"/>
+        <w:ind w:left="360"/>
+        <w:rPr>
+          <w:rFonts w:ascii="Calibri" w:eastAsia="Calibri" w:hAnsi="Calibri" w:cs="Calibri"/>
+          <w:b/>
+          <w:bCs/>
+          <w:sz w:val="21"/>
+          <w:szCs w:val="21"/>
+        </w:rPr>
+      </w:pPr>
+    </w:p>
+    <w:p>
+      <w:pPr>
+        <w:pStyle w:val="ListParagraph"/>
+        <w:spacing w:after="80" w:line="264" w:lineRule="auto"/>
+        <w:ind w:left="360"/>
+        <w:rPr>
+          <w:rFonts w:ascii="Calibri" w:eastAsia="Calibri" w:hAnsi="Calibri" w:cs="Calibri"/>
+          <w:b/>
+          <w:bCs/>
+          <w:sz w:val="21"/>
+          <w:szCs w:val="21"/>
+        </w:rPr>
+      </w:pPr>
+    </w:p>
+    <w:p>
+      <w:pPr>
+        <w:pStyle w:val="ListParagraph"/>
+        <w:spacing w:after="80" w:line="264" w:lineRule="auto"/>
+        <w:ind w:left="360"/>
+      </w:pPr>
+    </w:p>
+    <w:p>
+      <w:pPr>
         <w:pStyle w:val="Heading2"/>
         <w:spacing w:before="300" w:after="120"/>
       </w:pPr>
@@ -1755,6 +2016,7 @@
           <w:sz w:val="24"/>
           <w:szCs w:val="24"/>
         </w:rPr>
+        <w:lastRenderedPageBreak/>
         <w:t>3.2  Compute &amp; Application Architecture</w:t>
       </w:r>
     </w:p>
@@ -2308,13 +2570,23 @@
         </w:rPr>
         <w:t xml:space="preserve">Data collection: </w:t>
       </w:r>
-      <w:r>
-        <w:rPr>
-          <w:rFonts w:ascii="Calibri" w:eastAsia="Calibri" w:hAnsi="Calibri" w:cs="Calibri"/>
-          <w:sz w:val="21"/>
-          <w:szCs w:val="21"/>
-        </w:rPr>
-        <w:t>node_exporter on every Web and Data instance, scraped by Prometheus.</w:t>
+      <w:proofErr w:type="spellStart"/>
+      <w:r>
+        <w:rPr>
+          <w:rFonts w:ascii="Calibri" w:eastAsia="Calibri" w:hAnsi="Calibri" w:cs="Calibri"/>
+          <w:sz w:val="21"/>
+          <w:szCs w:val="21"/>
+        </w:rPr>
+        <w:t>node_exporter</w:t>
+      </w:r>
+      <w:proofErr w:type="spellEnd"/>
+      <w:r>
+        <w:rPr>
+          <w:rFonts w:ascii="Calibri" w:eastAsia="Calibri" w:hAnsi="Calibri" w:cs="Calibri"/>
+          <w:sz w:val="21"/>
+          <w:szCs w:val="21"/>
+        </w:rPr>
+        <w:t xml:space="preserve"> on every Web and Data instance, scraped by Prometheus.</w:t>
       </w:r>
     </w:p>
     <w:p>
@@ -2364,13 +2636,23 @@
         </w:rPr>
         <w:t xml:space="preserve">Alerting: </w:t>
       </w:r>
-      <w:r>
-        <w:rPr>
-          <w:rFonts w:ascii="Calibri" w:eastAsia="Calibri" w:hAnsi="Calibri" w:cs="Calibri"/>
-          <w:sz w:val="21"/>
-          <w:szCs w:val="21"/>
-        </w:rPr>
-        <w:t>Alertmanager, configured for high-CPU, service-down, and connectivity-failure conditions.</w:t>
+      <w:proofErr w:type="spellStart"/>
+      <w:r>
+        <w:rPr>
+          <w:rFonts w:ascii="Calibri" w:eastAsia="Calibri" w:hAnsi="Calibri" w:cs="Calibri"/>
+          <w:sz w:val="21"/>
+          <w:szCs w:val="21"/>
+        </w:rPr>
+        <w:t>Alertmanager</w:t>
+      </w:r>
+      <w:proofErr w:type="spellEnd"/>
+      <w:r>
+        <w:rPr>
+          <w:rFonts w:ascii="Calibri" w:eastAsia="Calibri" w:hAnsi="Calibri" w:cs="Calibri"/>
+          <w:sz w:val="21"/>
+          <w:szCs w:val="21"/>
+        </w:rPr>
+        <w:t>, configured for high-CPU, service-down, and connectivity-failure conditions.</w:t>
       </w:r>
     </w:p>
     <w:p>
@@ -2398,7 +2680,25 @@
           <w:sz w:val="21"/>
           <w:szCs w:val="21"/>
         </w:rPr>
-        <w:t>adding a new component only requires a new scrape target and exporter — no restructuring of the existing stack. This is deliberate: it supports the Flavor A assignment to automate monitoring so newly added components are monitored adequately from the moment they're deployed.</w:t>
+        <w:t xml:space="preserve">adding a new component only requires a new scrape target and exporter — no restructuring of the existing stack. This is deliberate: it supports the </w:t>
+      </w:r>
+      <w:proofErr w:type="spellStart"/>
+      <w:r>
+        <w:rPr>
+          <w:rFonts w:ascii="Calibri" w:eastAsia="Calibri" w:hAnsi="Calibri" w:cs="Calibri"/>
+          <w:sz w:val="21"/>
+          <w:szCs w:val="21"/>
+        </w:rPr>
+        <w:t>Flavor</w:t>
+      </w:r>
+      <w:proofErr w:type="spellEnd"/>
+      <w:r>
+        <w:rPr>
+          <w:rFonts w:ascii="Calibri" w:eastAsia="Calibri" w:hAnsi="Calibri" w:cs="Calibri"/>
+          <w:sz w:val="21"/>
+          <w:szCs w:val="21"/>
+        </w:rPr>
+        <w:t xml:space="preserve"> A assignment to automate monitoring so newly added components are monitored adequately from the moment they're deployed.</w:t>
       </w:r>
     </w:p>
     <w:p>
@@ -2411,7 +2711,6 @@
           <w:sz w:val="21"/>
           <w:szCs w:val="21"/>
         </w:rPr>
-        <w:lastRenderedPageBreak/>
         <w:t xml:space="preserve">Commercial tools (Datadog, New Relic, Splunk) are </w:t>
       </w:r>
       <w:r>
@@ -2650,6 +2949,7 @@
                 <w:sz w:val="19"/>
                 <w:szCs w:val="19"/>
               </w:rPr>
+              <w:lastRenderedPageBreak/>
               <w:t>Network topology</w:t>
             </w:r>
           </w:p>
@@ -2974,7 +3274,25 @@
                 <w:sz w:val="19"/>
                 <w:szCs w:val="19"/>
               </w:rPr>
-              <w:t>Chef, Puppet, cloud-init only</w:t>
+              <w:t>Chef, Puppet, cloud-</w:t>
+            </w:r>
+            <w:proofErr w:type="spellStart"/>
+            <w:r>
+              <w:rPr>
+                <w:rFonts w:ascii="Calibri" w:eastAsia="Calibri" w:hAnsi="Calibri" w:cs="Calibri"/>
+                <w:sz w:val="19"/>
+                <w:szCs w:val="19"/>
+              </w:rPr>
+              <w:t>init</w:t>
+            </w:r>
+            <w:proofErr w:type="spellEnd"/>
+            <w:r>
+              <w:rPr>
+                <w:rFonts w:ascii="Calibri" w:eastAsia="Calibri" w:hAnsi="Calibri" w:cs="Calibri"/>
+                <w:sz w:val="19"/>
+                <w:szCs w:val="19"/>
+              </w:rPr>
+              <w:t xml:space="preserve"> only</w:t>
             </w:r>
           </w:p>
         </w:tc>
@@ -2992,13 +3310,23 @@
             <w:vAlign w:val="center"/>
           </w:tcPr>
           <w:p>
-            <w:r>
-              <w:rPr>
-                <w:rFonts w:ascii="Calibri" w:eastAsia="Calibri" w:hAnsi="Calibri" w:cs="Calibri"/>
-                <w:sz w:val="19"/>
-                <w:szCs w:val="19"/>
-              </w:rPr>
-              <w:t>IaC tool</w:t>
+            <w:proofErr w:type="spellStart"/>
+            <w:r>
+              <w:rPr>
+                <w:rFonts w:ascii="Calibri" w:eastAsia="Calibri" w:hAnsi="Calibri" w:cs="Calibri"/>
+                <w:sz w:val="19"/>
+                <w:szCs w:val="19"/>
+              </w:rPr>
+              <w:t>IaC</w:t>
+            </w:r>
+            <w:proofErr w:type="spellEnd"/>
+            <w:r>
+              <w:rPr>
+                <w:rFonts w:ascii="Calibri" w:eastAsia="Calibri" w:hAnsi="Calibri" w:cs="Calibri"/>
+                <w:sz w:val="19"/>
+                <w:szCs w:val="19"/>
+              </w:rPr>
+              <w:t xml:space="preserve"> tool</w:t>
             </w:r>
           </w:p>
         </w:tc>
@@ -3274,7 +3602,29 @@
           <w:sz w:val="30"/>
           <w:szCs w:val="30"/>
         </w:rPr>
-        <w:t>5.  DevOps &amp; IaC Setup</w:t>
+        <w:t xml:space="preserve">5.  DevOps &amp; </w:t>
+      </w:r>
+      <w:proofErr w:type="spellStart"/>
+      <w:r>
+        <w:rPr>
+          <w:b/>
+          <w:bCs/>
+          <w:color w:val="1F3A52"/>
+          <w:sz w:val="30"/>
+          <w:szCs w:val="30"/>
+        </w:rPr>
+        <w:t>IaC</w:t>
+      </w:r>
+      <w:proofErr w:type="spellEnd"/>
+      <w:r>
+        <w:rPr>
+          <w:b/>
+          <w:bCs/>
+          <w:color w:val="1F3A52"/>
+          <w:sz w:val="30"/>
+          <w:szCs w:val="30"/>
+        </w:rPr>
+        <w:t xml:space="preserve"> Setup</w:t>
       </w:r>
     </w:p>
     <w:p>
@@ -3358,6 +3708,7 @@
         </w:numPr>
         <w:spacing w:after="80" w:line="264" w:lineRule="auto"/>
       </w:pPr>
+      <w:proofErr w:type="spellStart"/>
       <w:r>
         <w:rPr>
           <w:rFonts w:ascii="Calibri" w:eastAsia="Calibri" w:hAnsi="Calibri" w:cs="Calibri"/>
@@ -3366,15 +3717,44 @@
           <w:sz w:val="21"/>
           <w:szCs w:val="21"/>
         </w:rPr>
-        <w:t xml:space="preserve">IaC structure: </w:t>
-      </w:r>
-      <w:r>
-        <w:rPr>
-          <w:rFonts w:ascii="Calibri" w:eastAsia="Calibri" w:hAnsi="Calibri" w:cs="Calibri"/>
-          <w:sz w:val="21"/>
-          <w:szCs w:val="21"/>
-        </w:rPr>
-        <w:t>Terraform modules for network (VPCs, TGW, route tables), compute (ASG, launch template, ALB), and monitoring infrastructure; Ansible playbooks for Nginx, MySQL, and exporter configuration (REQ-NCA-P1-06).</w:t>
+        <w:t>IaC</w:t>
+      </w:r>
+      <w:proofErr w:type="spellEnd"/>
+      <w:r>
+        <w:rPr>
+          <w:rFonts w:ascii="Calibri" w:eastAsia="Calibri" w:hAnsi="Calibri" w:cs="Calibri"/>
+          <w:b/>
+          <w:bCs/>
+          <w:sz w:val="21"/>
+          <w:szCs w:val="21"/>
+        </w:rPr>
+        <w:t xml:space="preserve"> structure: </w:t>
+      </w:r>
+      <w:r>
+        <w:rPr>
+          <w:rFonts w:ascii="Calibri" w:eastAsia="Calibri" w:hAnsi="Calibri" w:cs="Calibri"/>
+          <w:sz w:val="21"/>
+          <w:szCs w:val="21"/>
+        </w:rPr>
+        <w:t>Terraform modules for network (</w:t>
+      </w:r>
+      <w:proofErr w:type="spellStart"/>
+      <w:r>
+        <w:rPr>
+          <w:rFonts w:ascii="Calibri" w:eastAsia="Calibri" w:hAnsi="Calibri" w:cs="Calibri"/>
+          <w:sz w:val="21"/>
+          <w:szCs w:val="21"/>
+        </w:rPr>
+        <w:t>VPCs</w:t>
+      </w:r>
+      <w:proofErr w:type="spellEnd"/>
+      <w:r>
+        <w:rPr>
+          <w:rFonts w:ascii="Calibri" w:eastAsia="Calibri" w:hAnsi="Calibri" w:cs="Calibri"/>
+          <w:sz w:val="21"/>
+          <w:szCs w:val="21"/>
+        </w:rPr>
+        <w:t>, TGW, route tables), compute (ASG, launch template, ALB), and monitoring infrastructure; Ansible playbooks for Nginx, MySQL, and exporter configuration (REQ-NCA-P1-06).</w:t>
       </w:r>
     </w:p>
     <w:p>

--- a/Innovatech_Phase1_Design_Document.docx
+++ b/Innovatech_Phase1_Design_Document.docx
@@ -1682,23 +1682,7 @@
                 <w:sz w:val="19"/>
                 <w:szCs w:val="19"/>
               </w:rPr>
-              <w:t>Internal VPC (</w:t>
-            </w:r>
-            <w:r>
-              <w:rPr>
-                <w:rFonts w:ascii="Calibri" w:eastAsia="Calibri" w:hAnsi="Calibri" w:cs="Calibri"/>
-                <w:sz w:val="19"/>
-                <w:szCs w:val="19"/>
-              </w:rPr>
-              <w:t>Management</w:t>
-            </w:r>
-            <w:r>
-              <w:rPr>
-                <w:rFonts w:ascii="Calibri" w:eastAsia="Calibri" w:hAnsi="Calibri" w:cs="Calibri"/>
-                <w:sz w:val="19"/>
-                <w:szCs w:val="19"/>
-              </w:rPr>
-              <w:t xml:space="preserve"> subnet)</w:t>
+              <w:t>Internal VPC (Management subnet)</w:t>
             </w:r>
           </w:p>
         </w:tc>
